--- a/data/revised_2026-10_full/outputs/v2/Biology/SS2.2_Plant_Transport/Biology_Plant_Transport_FinalExplanation_TeacherKey.docx
+++ b/data/revised_2026-10_full/outputs/v2/Biology/SS2.2_Plant_Transport/Biology_Plant_Transport_FinalExplanation_TeacherKey.docx
@@ -2918,7 +2918,7 @@
         </w:rPr>
         <w:t xml:space="preserve">© 2026 SeaVuria and ARES. This work is licensed under a </w:t>
       </w:r>
-      <w:hyperlink w:history="1" r:id="rIdrnxyoqw2ytukgdix6zvoa">
+      <w:hyperlink w:history="1" r:id="rIdticl1bw7t8fwewotkxlus">
         <w:r>
           <w:rPr>
             <w:rFonts w:ascii="Arial" w:cs="Arial" w:eastAsia="Arial" w:hAnsi="Arial"/>
@@ -2938,7 +2938,7 @@
         </w:rPr>
         <w:t xml:space="preserve"> (</w:t>
       </w:r>
-      <w:hyperlink w:history="1" r:id="rIdzdd-cbzjxfs7ft76mi3h2">
+      <w:hyperlink w:history="1" r:id="rIdp0cw7fnmvegw-9h3k-h-f">
         <w:r>
           <w:rPr>
             <w:rFonts w:ascii="Arial" w:cs="Arial" w:eastAsia="Arial" w:hAnsi="Arial"/>
@@ -2958,7 +2958,7 @@
         </w:rPr>
         <w:t xml:space="preserve">). To view a copy of this license, visit </w:t>
       </w:r>
-      <w:hyperlink w:history="1" r:id="rIdl7mqwo7v1ox7czkok1kp0">
+      <w:hyperlink w:history="1" r:id="rIdw_v_pfuun-sebboi2720a">
         <w:r>
           <w:rPr>
             <w:rFonts w:ascii="Arial" w:cs="Arial" w:eastAsia="Arial" w:hAnsi="Arial"/>
